--- a/public/downloads/przykladowa-praca-magisterska-historia.docx
+++ b/public/downloads/przykladowa-praca-magisterska-historia.docx
@@ -152,7 +152,7 @@
         <w:t xml:space="preserve">— to cechy charakterystyczne warsztatu historyka. Pełne poradniki: praca-magisterska.pl/poradniki/</w:t>
       </w:r>
     </w:p>
-    <w:bookmarkStart w:id="20" w:name="streszczenie"/>
+    <w:bookmarkStart w:id="9" w:name="_streszczenie"/>
     <w:p>
       <w:pPr>
         <w:pStyle w:val="Heading1"/>
@@ -195,8 +195,8 @@
         <w:t xml:space="preserve">[W pracy historycznej streszczenie wskazuje przedmiot, ramy czasowe i przestrzenne, bazę źródłową, cel, tezę i metodę. Dołącz wersję angielską (Abstract), jeśli wymaga jej uczelnia.]</w:t>
       </w:r>
     </w:p>
-    <w:bookmarkEnd w:id="20"/>
-    <w:bookmarkStart w:id="21" w:name="spis-treści"/>
+    <w:bookmarkEnd w:id="9"/>
+    <w:bookmarkStart w:id="10" w:name="_68349d0c7d64ae346c98bcec9a8185b5790f4f0"/>
     <w:p>
       <w:pPr>
         <w:pStyle w:val="Heading1"/>
@@ -337,8 +337,8 @@
         <w:t xml:space="preserve"> </w:t>
       </w:r>
     </w:p>
-    <w:bookmarkEnd w:id="21"/>
-    <w:bookmarkStart w:id="22" w:name="wstęp"/>
+    <w:bookmarkEnd w:id="10"/>
+    <w:bookmarkStart w:id="11" w:name="_wstęp"/>
     <w:p>
       <w:pPr>
         <w:pStyle w:val="Heading1"/>
@@ -357,10 +357,26 @@
     </w:p>
     <w:p>
       <w:pPr>
+        <w:pStyle w:val="FirstParagraph"/>
+      </w:pPr>
+      <w:r>
+        <w:t xml:space="preserve">Przedmiotem pracy jest życie codzienne mieszkańców [miasta] w okresie dwudziestolecia międzywojennego (1918–1939). Codzienność — warunki bytowe, praca, rozrywka, zdrowie — przez długi czas pozostawała na marginesie badań historycznych, dziś zaś stanowi jeden z głównych nurtów historii społecznej.</w:t>
+      </w:r>
+    </w:p>
+    <w:p>
+      <w:pPr>
+        <w:pStyle w:val="Anno"/>
+      </w:pPr>
+      <w:r>
+        <w:t xml:space="preserve">[Akapit 2 — baza źródłowa i TEZA. W historii kluczowe jest wskazanie, na jakich źródłach praca się opiera.]</w:t>
+      </w:r>
+    </w:p>
+    <w:p>
+      <w:pPr>
         <w:pStyle w:val="BodyText"/>
       </w:pPr>
       <w:r>
-        <w:t xml:space="preserve">Przedmiotem pracy jest życie codzienne mieszkańców [miasta] w okresie dwudziestolecia międzywojennego (1918–1939). Codzienność — warunki bytowe, praca, rozrywka, zdrowie — przez długi czas pozostawała na marginesie badań historycznych, dziś zaś stanowi jeden z głównych nurtów historii społecznej.</w:t>
+        <w:t xml:space="preserve">Podstawę źródłową pracy stanowi prasa lokalna ukazująca się w [mieście] w badanym okresie. W pracy postawiono tezę, że prasa lokalna — mimo perswazyjnego charakteru i ograniczeń — jest cennym, choć niedocenianym źródłem do rekonstrukcji życia codziennego.</w:t>
       </w:r>
     </w:p>
     <w:p>
@@ -368,7 +384,7 @@
         <w:pStyle w:val="Anno"/>
       </w:pPr>
       <w:r>
-        <w:t xml:space="preserve">[Akapit 2 — baza źródłowa i TEZA. W historii kluczowe jest wskazanie, na jakich źródłach praca się opiera.]</w:t>
+        <w:t xml:space="preserve">[Akapit 3 — cel, metoda i stan badań oraz układ pracy.]</w:t>
       </w:r>
     </w:p>
     <w:p>
@@ -376,7 +392,26 @@
         <w:pStyle w:val="BodyText"/>
       </w:pPr>
       <w:r>
-        <w:t xml:space="preserve">Podstawę źródłową pracy stanowi prasa lokalna ukazująca się w [mieście] w badanym okresie. W pracy postawiono tezę, że prasa lokalna — mimo perswazyjnego charakteru i ograniczeń — jest cennym, choć niedocenianym źródłem do rekonstrukcji życia codziennego.</w:t>
+        <w:t xml:space="preserve">Celem pracy jest rekonstrukcja obrazu codzienności miasta w świetle przekazu prasowego. Zastosowano metodę analizy źródeł, opartą na krytyce zewnętrznej i wewnętrznej przekazu. Praca składa się z trzech rozdziałów: pierwszy przedstawia tło i charakterystykę źródła, dwa kolejne rekonstruują wybrane obszary codzienności.</w:t>
+      </w:r>
+    </w:p>
+    <w:bookmarkEnd w:id="11"/>
+    <w:bookmarkStart w:id="13" w:name="_983fa9a5f1160a14edf13e422a7aaa17e6dc44d"/>
+    <w:p>
+      <w:pPr>
+        <w:pStyle w:val="Heading1"/>
+      </w:pPr>
+      <w:r>
+        <w:t xml:space="preserve">Rozdział 1. [Miasto] w dwudziestoleciu międzywojennym</w:t>
+      </w:r>
+    </w:p>
+    <w:bookmarkStart w:id="12" w:name="_823725eb762cc70c043ec7404dd0d540b52549e"/>
+    <w:p>
+      <w:pPr>
+        <w:pStyle w:val="Heading2"/>
+      </w:pPr>
+      <w:r>
+        <w:t xml:space="preserve">1.2. Prasa lokalna jako źródło — charakterystyka i krytyka</w:t>
       </w:r>
     </w:p>
     <w:p>
@@ -384,34 +419,35 @@
         <w:pStyle w:val="Anno"/>
       </w:pPr>
       <w:r>
-        <w:t xml:space="preserve">[Akapit 3 — cel, metoda i stan badań oraz układ pracy.]</w:t>
-      </w:r>
-    </w:p>
-    <w:p>
-      <w:pPr>
-        <w:pStyle w:val="BodyText"/>
-      </w:pPr>
-      <w:r>
-        <w:t xml:space="preserve">Celem pracy jest rekonstrukcja obrazu codzienności miasta w świetle przekazu prasowego. Zastosowano metodę analizy źródeł, opartą na krytyce zewnętrznej i wewnętrznej przekazu. Praca składa się z trzech rozdziałów: pierwszy przedstawia tło i charakterystykę źródła, dwa kolejne rekonstruują wybrane obszary codzienności.</w:t>
-      </w:r>
-    </w:p>
-    <w:bookmarkEnd w:id="22"/>
-    <w:bookmarkStart w:id="24" w:name="X983fa9a5f1160a14edf13e422a7aaa17e6dc44d"/>
+        <w:t xml:space="preserve">[KRYTYKA ŹRÓDŁA to fundament warsztatu historyka. Krytyka zewnętrzna ustala autentyczność, autorstwo i czas powstania źródła; krytyka wewnętrzna ocenia wiarygodność i tendencyjność przekazu. Bez tego praca historyczna nie spełnia wymogów metodycznych.]</w:t>
+      </w:r>
+    </w:p>
+    <w:p>
+      <w:pPr>
+        <w:pStyle w:val="FirstParagraph"/>
+      </w:pPr>
+      <w:r>
+        <w:t xml:space="preserve">Wykorzystana w pracy prasa lokalna wymaga krytycznej oceny jako źródło. Pod względem krytyki zewnętrznej zachowane roczniki są kompletne i dobrze datowane. Krytyka wewnętrzna nakazuje jednak ostrożność: tytuły prasowe bywały związane z określonymi środowiskami politycznymi, a doniesienia o życiu codziennym przeplatały się z perswazją. Informacje należy więc konfrontować między tytułami oraz z zachowanymi danymi statystycznymi.</w:t>
+      </w:r>
+    </w:p>
+    <w:bookmarkEnd w:id="12"/>
+    <w:bookmarkEnd w:id="13"/>
+    <w:bookmarkStart w:id="16" w:name="_7bdf5c0ee9f0667f23e0e73b6096a5751d609ee"/>
     <w:p>
       <w:pPr>
         <w:pStyle w:val="Heading1"/>
       </w:pPr>
       <w:r>
-        <w:t xml:space="preserve">Rozdział 1. [Miasto] w dwudziestoleciu międzywojennym</w:t>
-      </w:r>
-    </w:p>
-    <w:bookmarkStart w:id="23" w:name="X823725eb762cc70c043ec7404dd0d540b52549e"/>
+        <w:t xml:space="preserve">Rozdział 2. Warunki życia codziennego</w:t>
+      </w:r>
+    </w:p>
+    <w:bookmarkStart w:id="15" w:name="_0cf00b4e3d81a651317a077e4038125363448d6"/>
     <w:p>
       <w:pPr>
         <w:pStyle w:val="Heading2"/>
       </w:pPr>
       <w:r>
-        <w:t xml:space="preserve">1.2. Prasa lokalna jako źródło — charakterystyka i krytyka</w:t>
+        <w:t xml:space="preserve">2.1. Mieszkania, zaopatrzenie i ceny</w:t>
       </w:r>
     </w:p>
     <w:p>
@@ -419,48 +455,12 @@
         <w:pStyle w:val="Anno"/>
       </w:pPr>
       <w:r>
-        <w:t xml:space="preserve">[KRYTYKA ŹRÓDŁA to fundament warsztatu historyka. Krytyka zewnętrzna ustala autentyczność, autorstwo i czas powstania źródła; krytyka wewnętrzna ocenia wiarygodność i tendencyjność przekazu. Bez tego praca historyczna nie spełnia wymogów metodycznych.]</w:t>
-      </w:r>
-    </w:p>
-    <w:p>
-      <w:pPr>
-        <w:pStyle w:val="BodyText"/>
-      </w:pPr>
-      <w:r>
-        <w:t xml:space="preserve">Wykorzystana w pracy prasa lokalna wymaga krytycznej oceny jako źródło. Pod względem krytyki zewnętrznej zachowane roczniki są kompletne i dobrze datowane. Krytyka wewnętrzna nakazuje jednak ostrożność: tytuły prasowe bywały związane z określonymi środowiskami politycznymi, a doniesienia o życiu codziennym przeplatały się z perswazją. Informacje należy więc konfrontować między tytułami oraz z zachowanymi danymi statystycznymi.</w:t>
-      </w:r>
-    </w:p>
-    <w:bookmarkEnd w:id="23"/>
-    <w:bookmarkEnd w:id="24"/>
-    <w:bookmarkStart w:id="27" w:name="rozdział-2.-warunki-życia-codziennego"/>
-    <w:p>
-      <w:pPr>
-        <w:pStyle w:val="Heading1"/>
-      </w:pPr>
-      <w:r>
-        <w:t xml:space="preserve">Rozdział 2. Warunki życia codziennego</w:t>
-      </w:r>
-    </w:p>
-    <w:bookmarkStart w:id="26" w:name="mieszkania-zaopatrzenie-i-ceny"/>
-    <w:p>
-      <w:pPr>
-        <w:pStyle w:val="Heading2"/>
-      </w:pPr>
-      <w:r>
-        <w:t xml:space="preserve">2.1. Mieszkania, zaopatrzenie i ceny</w:t>
-      </w:r>
-    </w:p>
-    <w:p>
-      <w:pPr>
-        <w:pStyle w:val="Anno"/>
-      </w:pPr>
-      <w:r>
         <w:t xml:space="preserve">[Trzon pracy historycznej to analiza źródeł: przytaczasz informację ze źródła (z przypisem), a następnie ją interpretujesz i osadzasz w kontekście. Nie referuj — analizuj i wiąż z tezą.]</w:t>
       </w:r>
     </w:p>
     <w:p>
       <w:pPr>
-        <w:pStyle w:val="BodyText"/>
+        <w:pStyle w:val="FirstParagraph"/>
       </w:pPr>
       <w:r>
         <w:t xml:space="preserve">Doniesienia prasowe pozwalają odtworzyć codzienne troski mieszkańców związane z zaopatrzeniem i cenami podstawowych towarów.</w:t>
@@ -469,7 +469,7 @@
         <w:rPr>
           <w:rStyle w:val="FootnoteReference"/>
         </w:rPr>
-        <w:footnoteReference w:id="25"/>
+        <w:footnoteReference w:id="14"/>
       </w:r>
       <w:r>
         <w:t xml:space="preserve"> </w:t>
@@ -486,9 +486,9 @@
         <w:t xml:space="preserve">[Tak cytuje się źródło prasowe w przypisie: tytuł, numer, data, strona. Materiały archiwalne cytuje się z podaniem archiwum, zespołu i sygnatury jednostki.]</w:t>
       </w:r>
     </w:p>
-    <w:bookmarkEnd w:id="26"/>
-    <w:bookmarkEnd w:id="27"/>
-    <w:bookmarkStart w:id="30" w:name="rozdział-3.-czas-wolny-i-życie-społeczne"/>
+    <w:bookmarkEnd w:id="15"/>
+    <w:bookmarkEnd w:id="16"/>
+    <w:bookmarkStart w:id="19" w:name="_9727c76dd2d78acf7c9e91541d15e8b7176ae63"/>
     <w:p>
       <w:pPr>
         <w:pStyle w:val="Heading1"/>
@@ -497,7 +497,7 @@
         <w:t xml:space="preserve">Rozdział 3. Czas wolny i życie społeczne</w:t>
       </w:r>
     </w:p>
-    <w:bookmarkStart w:id="29" w:name="rozrywki-kultura-i-sport"/>
+    <w:bookmarkStart w:id="18" w:name="_34cfb3c4ac7c319cc697f8bf1b4993269876043"/>
     <w:p>
       <w:pPr>
         <w:pStyle w:val="Heading2"/>
@@ -517,7 +517,7 @@
         <w:rPr>
           <w:rStyle w:val="FootnoteReference"/>
         </w:rPr>
-        <w:footnoteReference w:id="28"/>
+        <w:footnoteReference w:id="17"/>
       </w:r>
       <w:r>
         <w:t xml:space="preserve"> </w:t>
@@ -526,9 +526,9 @@
         <w:t xml:space="preserve">Ich częstotliwość i ton pozwalają wnioskować o rosnącym znaczeniu zorganizowanych form spędzania czasu wolnego w badanym okresie.</w:t>
       </w:r>
     </w:p>
-    <w:bookmarkEnd w:id="29"/>
-    <w:bookmarkEnd w:id="30"/>
-    <w:bookmarkStart w:id="31" w:name="zakończenie"/>
+    <w:bookmarkEnd w:id="18"/>
+    <w:bookmarkEnd w:id="19"/>
+    <w:bookmarkStart w:id="20" w:name="_zakończenie"/>
     <w:p>
       <w:pPr>
         <w:pStyle w:val="Heading1"/>
@@ -545,8 +545,8 @@
         <w:t xml:space="preserve">Przeprowadzona analiza potwierdza tezę pracy: prasa lokalna, mimo swoich ograniczeń, okazała się wartościowym źródłem do rekonstrukcji życia codziennego [miasta] w dwudziestoleciu międzywojennym. Pozwoliła odtworzyć zarówno materialne warunki bytu, jak i formy życia społecznego, ukazując przemiany codzienności w badanym okresie. Ograniczeniem pozostaje tendencyjność przekazu prasowego, co wskazuje na potrzebę uzupełnienia badań o inne typy źródeł.</w:t>
       </w:r>
     </w:p>
-    <w:bookmarkEnd w:id="31"/>
-    <w:bookmarkStart w:id="35" w:name="bibliografia"/>
+    <w:bookmarkEnd w:id="20"/>
+    <w:bookmarkStart w:id="25" w:name="_bibliografia"/>
     <w:p>
       <w:pPr>
         <w:pStyle w:val="Heading1"/>
@@ -565,7 +565,7 @@
     </w:p>
     <w:p>
       <w:pPr>
-        <w:pStyle w:val="BodyText"/>
+        <w:pStyle w:val="FirstParagraph"/>
       </w:pPr>
       <w:r>
         <w:rPr>
@@ -705,7 +705,7 @@
     </w:p>
     <w:p>
       <w:pPr>
-        <w:pStyle w:val="BodyText"/>
+        <w:pStyle w:val="FirstParagraph"/>
       </w:pPr>
       <w:r>
         <w:t xml:space="preserve">Wzór przygotowała redakcja serwisu</w:t>
@@ -733,7 +733,7 @@
           <w:b/>
           <w:bCs/>
         </w:rPr>
-        <w:t xml:space="preserve">Smart-Edu.ai — pierwsza wersja pracy w kilka godzin, nie w kilka miesięcy</w:t>
+        <w:t xml:space="preserve">„Jak napisać pracę magisterską z historii” — przewodnik do tego wzoru</w:t>
       </w:r>
     </w:p>
     <w:p>
@@ -741,21 +741,21 @@
         <w:pStyle w:val="Note"/>
       </w:pPr>
       <w:r>
-        <w:t xml:space="preserve">Podajesz temat, kierunek studiów i wytyczne promotora, a sztuczna inteligencja generuje unikalny, gotowy do edycji tekst: z poprawną strukturą rozdziałów, przypisami i bibliografią. Rejestracja jest darmowa, płacisz wyłącznie za wygenerowany tekst.</w:t>
+        <w:t xml:space="preserve">Wzór pokazuje układ pracy. Przewodnik pokazuje, jak wypełnić każdy rozdział treścią: dobór metody i narzędzi, analiza wyników, typowe uwagi recenzentów. PDF + EPUB, 49 zł, dostęp od razu po płatności.</w:t>
       </w:r>
     </w:p>
     <w:p>
       <w:pPr>
         <w:pStyle w:val="Note"/>
       </w:pPr>
-      <w:hyperlink r:id="rId32">
+      <w:hyperlink r:id="rId21">
         <w:r>
           <w:rPr>
             <w:rStyle w:val="Hyperlink"/>
             <w:b/>
             <w:bCs/>
           </w:rPr>
-          <w:t xml:space="preserve">www.smart-edu.ai/pl/masters-thesis</w:t>
+          <w:t xml:space="preserve">praca-magisterska.pl/sklep/jak-napisac-prace-magisterska-z-historii/</w:t>
         </w:r>
       </w:hyperlink>
     </w:p>
@@ -764,35 +764,50 @@
         <w:pStyle w:val="BodyText"/>
       </w:pPr>
       <w:r>
-        <w:t xml:space="preserve">Wolisz napisać pracę w pełni samodzielnie? Pomoże Ci ebook</w:t>
-      </w:r>
-      <w:r>
-        <w:t xml:space="preserve"> </w:t>
-      </w:r>
-      <w:r>
-        <w:rPr>
-          <w:b/>
-          <w:bCs/>
-        </w:rPr>
-        <w:t xml:space="preserve">„Jak napisać pracę magisterską. Kompletny przewodnik od A do Z”</w:t>
-      </w:r>
-      <w:r>
-        <w:t xml:space="preserve"> </w:t>
-      </w:r>
-      <w:r>
-        <w:t xml:space="preserve">— 250 stron praktycznych wskazówek, szablonów i checklist, z rozdziałem o etycznym korzystaniu z AI:</w:t>
-      </w:r>
-      <w:r>
-        <w:t xml:space="preserve"> </w:t>
-      </w:r>
-      <w:hyperlink r:id="rId33">
+        <w:t xml:space="preserve">Chcesz zobaczyć kompletną pracę z przypisami i bibliografią? Zajrzyj do</w:t>
+      </w:r>
+      <w:r>
+        <w:t xml:space="preserve"> </w:t>
+      </w:r>
+      <w:hyperlink r:id="rId22">
         <w:r>
           <w:rPr>
             <w:rStyle w:val="Hyperlink"/>
           </w:rPr>
-          <w:t xml:space="preserve">www.praca-magisterska.pl/sklep/praca-magisterska-ebook/</w:t>
+          <w:t xml:space="preserve">katalogu gotowych prac wzorcowych</w:t>
         </w:r>
       </w:hyperlink>
+      <w:r>
+        <w:t xml:space="preserve"> </w:t>
+      </w:r>
+      <w:r>
+        <w:t xml:space="preserve">(59 zł za pracę).</w:t>
+      </w:r>
+    </w:p>
+    <w:p>
+      <w:pPr>
+        <w:pStyle w:val="BodyText"/>
+      </w:pPr>
+      <w:r>
+        <w:t xml:space="preserve">Generator</w:t>
+      </w:r>
+      <w:r>
+        <w:t xml:space="preserve"> </w:t>
+      </w:r>
+      <w:hyperlink r:id="rId23">
+        <w:r>
+          <w:rPr>
+            <w:rStyle w:val="Hyperlink"/>
+          </w:rPr>
+          <w:t xml:space="preserve">Smart-Edu.ai</w:t>
+        </w:r>
+      </w:hyperlink>
+      <w:r>
+        <w:t xml:space="preserve"> </w:t>
+      </w:r>
+      <w:r>
+        <w:t xml:space="preserve">przygotuje pierwszą wersję tekstu z pomocą sztucznej inteligencji, jeśli wolisz zacząć od szkicu.</w:t>
+      </w:r>
     </w:p>
     <w:p>
       <w:pPr>
@@ -808,7 +823,7 @@
       <w:r>
         <w:t xml:space="preserve"> </w:t>
       </w:r>
-      <w:hyperlink r:id="rId34">
+      <w:hyperlink r:id="rId24">
         <w:r>
           <w:rPr>
             <w:rStyle w:val="Hyperlink"/>
@@ -819,7 +834,7 @@
         </w:r>
       </w:hyperlink>
     </w:p>
-    <w:bookmarkEnd w:id="35"/>
+    <w:bookmarkEnd w:id="25"/>
     <w:sectPr/>
   </w:body>
 </w:document>
@@ -845,7 +860,7 @@
       </w:r>
     </w:p>
   </w:footnote>
-  <w:footnote w:id="25">
+  <w:footnote w:id="14">
     <w:p>
       <w:pPr>
         <w:pStyle w:val="FootnoteText"/>
@@ -864,7 +879,7 @@
       </w:r>
     </w:p>
   </w:footnote>
-  <w:footnote w:id="28">
+  <w:footnote w:id="17">
     <w:p>
       <w:pPr>
         <w:pStyle w:val="FootnoteText"/>
